--- a/작성 서류 - yun/3_운영매뉴얼_영종센터.docx
+++ b/작성 서류 - yun/3_운영매뉴얼_영종센터.docx
@@ -56,7 +56,7 @@
           <w:sz w:val="22"/>
           <w:szCs w:val="22"/>
         </w:rPr>
-        <w:t xml:space="preserve">Tracx Logis 영종센터 · Operation Manual</w:t>
+        <w:t xml:space="preserve">트랙스로지스 영종센터 · Operation Manual</w:t>
       </w:r>
     </w:p>
     <w:p>
@@ -82,7 +82,7 @@
           <w:sz w:val="18"/>
           <w:szCs w:val="18"/>
         </w:rPr>
-        <w:t xml:space="preserve">Tracx Logis</w:t>
+        <w:t xml:space="preserve">트랙스로지스코리아(주) (TracX Logis Korea)</w:t>
       </w:r>
     </w:p>
     <w:p>
@@ -212,7 +212,7 @@
           <w:sz w:val="18"/>
           <w:szCs w:val="18"/>
         </w:rPr>
-        <w:t xml:space="preserve">2026-07-13</w:t>
+        <w:t xml:space="preserve">2026-09-30</w:t>
       </w:r>
     </w:p>
     <w:p>
@@ -879,6 +879,7 @@
       <w:pPr>
         <w:sectPr>
           <w:footerReference w:type="default" r:id="rId7"/>
+          <w:headerReference w:type="default" r:id="rId13"/>
           <w:pgSz w:w="11906" w:h="16838" w:orient="portrait"/>
           <w:pgMar w:top="1440" w:right="1440" w:bottom="1440" w:left="1440" w:header="708" w:footer="708" w:gutter="0"/>
           <w:pgNumType/>
@@ -939,7 +940,7 @@
           <w:sz w:val="20"/>
           <w:szCs w:val="20"/>
         </w:rPr>
-        <w:t xml:space="preserve">본 매뉴얼은 Tracx Logis 영종센터의 일상 운영 표준(SOP)을 정의한다. 재고형(WMS 건)의 재고 입고·출고와 셀러 발송분(TMS 건)의 처리 절차, 담당 역할, 자동화 설비 운영, 검수·재고·안전·비상 대응 기준을 표준화하여 작업 품질과 생산성을 일정하게 유지하고, 신규 인력의 조기 적응과 인증 심사 대응을 돕는 것을 목적으로 한다.</w:t>
+        <w:t xml:space="preserve">본 매뉴얼은 트랙스로지스 영종센터의 일상 운영 표준(SOP)을 정의한다. 재고형(WMS 건)의 재고 입고·출고와 셀러 발송분(TMS 건)의 처리 절차, 담당 역할, 자동화 설비 운영, 검수·재고·안전·비상 대응 기준을 표준화하여 작업 품질과 생산성을 일정하게 유지하고, 신규 인력의 조기 적응과 인증 심사 대응을 돕는 것을 목적으로 한다.</w:t>
       </w:r>
     </w:p>
     <w:p>
@@ -6814,7 +6815,7 @@
                 <w:sz w:val="18"/>
                 <w:szCs w:val="18"/>
               </w:rPr>
-              <w:t xml:space="preserve">목표(예시)</w:t>
+              <w:t xml:space="preserve">목표</w:t>
             </w:r>
           </w:p>
         </w:tc>
@@ -7548,7 +7549,7 @@
           <w:sz w:val="20"/>
           <w:szCs w:val="20"/>
         </w:rPr>
-        <w:t xml:space="preserve">※ 목표치는 예시이며, 센터 실적·물량 특성에 따라 확정한다.</w:t>
+        <w:t xml:space="preserve">※ 목표치는 센터 실적·물량 특성에 따라 연 1회 재검토한다.</w:t>
       </w:r>
     </w:p>
     <w:p>
@@ -9052,6 +9053,16 @@
       </w:rPr>
       <w:t xml:space="preserve">물류센터 운영 매뉴얼</w:t>
     </w:r>
+  </w:p>
+</w:hdr>
+</file>
+
+<file path=word/header2.xml><?xml version="1.0" encoding="utf-8"?>
+<w:hdr xmlns:m="http://schemas.openxmlformats.org/officeDocument/2006/math" xmlns:mc="http://schemas.openxmlformats.org/markup-compatibility/2006" xmlns:mo="http://schemas.microsoft.com/office/mac/office/2008/main" xmlns:mv="urn:schemas-microsoft-com:mac:vml" xmlns:o="urn:schemas-microsoft-com:office:office" xmlns:r="http://schemas.openxmlformats.org/officeDocument/2006/relationships" xmlns:v="urn:schemas-microsoft-com:vml" xmlns:w10="urn:schemas-microsoft-com:office:word" xmlns:w14="http://schemas.microsoft.com/office/word/2010/wordml" xmlns:w="http://schemas.openxmlformats.org/wordprocessingml/2006/main" xmlns:wne="http://schemas.microsoft.com/office/word/2006/wordml" xmlns:wp14="http://schemas.microsoft.com/office/word/2010/wordprocessingDrawing" xmlns:wp="http://schemas.openxmlformats.org/drawingml/2006/wordprocessingDrawing" xmlns:wpc="http://schemas.microsoft.com/office/word/2010/wordprocessingCanvas" xmlns:wpg="http://schemas.microsoft.com/office/word/2010/wordprocessingGroup" xmlns:wpi="http://schemas.microsoft.com/office/word/2010/wordprocessingInk" xmlns:wps="http://schemas.microsoft.com/office/word/2010/wordprocessingShape" mc:Ignorable="w14 wp14">
+  <w:p>
+    <w:pPr>
+      <w:pStyle w:val="Header"/>
+    </w:pPr>
   </w:p>
 </w:hdr>
 </file>

--- a/작성 서류 - yun/3_운영매뉴얼_영종센터.docx
+++ b/작성 서류 - yun/3_운영매뉴얼_영종센터.docx
@@ -203,7 +203,7 @@
           <w:sz w:val="18"/>
           <w:szCs w:val="18"/>
         </w:rPr>
-        <w:t xml:space="preserve">작성일  </w:t>
+        <w:t xml:space="preserve">작성일  2026-10-31</w:t>
       </w:r>
       <w:r>
         <w:rPr>
@@ -212,7 +212,7 @@
           <w:sz w:val="18"/>
           <w:szCs w:val="18"/>
         </w:rPr>
-        <w:t xml:space="preserve">2026-09-30</w:t>
+        <w:t xml:space="preserve"/>
       </w:r>
     </w:p>
     <w:p>

--- a/작성 서류 - yun/3_운영매뉴얼_영종센터.docx
+++ b/작성 서류 - yun/3_운영매뉴얼_영종센터.docx
@@ -7409,7 +7409,7 @@
                 <w:sz w:val="18"/>
                 <w:szCs w:val="18"/>
               </w:rPr>
-              <w:t xml:space="preserve">처리 단위 / 인시(man-hour)</w:t>
+              <w:t>출고 박스 / 투입 인시(man-hour), 공정별(OPS·풀필먼트) 산출</w:t>
             </w:r>
           </w:p>
         </w:tc>
@@ -7438,7 +7438,7 @@
                 <w:sz w:val="18"/>
                 <w:szCs w:val="18"/>
               </w:rPr>
-              <w:t xml:space="preserve">표준치 이상</w:t>
+              <w:t>일 목표 OPS 815·풀필먼트 205박스/인·일(8시간) 이상</w:t>
             </w:r>
           </w:p>
         </w:tc>
@@ -7549,7 +7549,7 @@
           <w:sz w:val="20"/>
           <w:szCs w:val="20"/>
         </w:rPr>
-        <w:t xml:space="preserve">※ 목표치는 센터 실적·물량 특성에 따라 연 1회 재검토한다.</w:t>
+        <w:t>※ 목표치는 센터 실적·물량 특성에 따라 연 1회 재검토한다. 생산성 목표는 2026년 7월 상향(OPS 700→815, 풀필먼트 200→205박스/인·일)했으며, 2026년 1~9월 UPH 실적은 OPS 86.5·풀필먼트 24.8박스/인시이다.</w:t>
       </w:r>
     </w:p>
     <w:p>

--- a/작성 서류 - yun/3_운영매뉴얼_영종센터.docx
+++ b/작성 서류 - yun/3_운영매뉴얼_영종센터.docx
@@ -3867,7 +3867,7 @@
                 <w:sz w:val="18"/>
                 <w:szCs w:val="18"/>
               </w:rPr>
-              <w:t xml:space="preserve">동일 SKU 총량 피킹 후 주문별 분배</w:t>
+              <w:t>동일 SKU 총량 피킹 후 주문별 분류</w:t>
             </w:r>
           </w:p>
         </w:tc>
@@ -3925,7 +3925,7 @@
                 <w:sz w:val="18"/>
                 <w:szCs w:val="18"/>
               </w:rPr>
-              <w:t xml:space="preserve">DAS</w:t>
+              <w:t>3D Sorter/PTL</w:t>
             </w:r>
           </w:p>
         </w:tc>
@@ -4204,7 +4204,7 @@
           <w:sz w:val="20"/>
           <w:szCs w:val="20"/>
         </w:rPr>
-        <w:t xml:space="preserve">피킹리스트에 따라 피킹 수행(총량은 DAS 분배, PTL·PDA 활용).</w:t>
+        <w:t>피킹리스트에 따라 피킹 수행(총량 피킹분은 3D Sorter·PTL로 주문별 분류, PDA 활용).</w:t>
       </w:r>
     </w:p>
     <w:p>
@@ -4825,66 +4825,6 @@
                 <w:szCs w:val="18"/>
               </w:rPr>
               <w:t xml:space="preserve">운영 유의사항</w:t>
-            </w:r>
-          </w:p>
-        </w:tc>
-      </w:tr>
-      <w:tr>
-        <w:tc>
-          <w:tcPr>
-            <w:tcW w:type="dxa" w:w="1800"/>
-            <w:shd w:fill="FFFFFF" w:color="auto" w:val="clear"/>
-            <w:tcMar>
-              <w:top w:type="dxa" w:w="60"/>
-              <w:left w:type="dxa" w:w="100"/>
-              <w:bottom w:type="dxa" w:w="60"/>
-              <w:right w:type="dxa" w:w="100"/>
-            </w:tcMar>
-          </w:tcPr>
-          <w:p>
-            <w:pPr>
-              <w:spacing w:after="0" w:line="264"/>
-              <w:jc w:val="left"/>
-            </w:pPr>
-            <w:r>
-              <w:rPr>
-                <w:rFonts w:ascii="맑은 고딕" w:cs="맑은 고딕" w:eastAsia="맑은 고딕" w:hAnsi="맑은 고딕"/>
-                <w:b w:val="false"/>
-                <w:bCs w:val="false"/>
-                <w:color w:val="1F2933"/>
-                <w:sz w:val="18"/>
-                <w:szCs w:val="18"/>
-              </w:rPr>
-              <w:t xml:space="preserve">DAS</w:t>
-            </w:r>
-          </w:p>
-        </w:tc>
-        <w:tc>
-          <w:tcPr>
-            <w:tcW w:type="dxa" w:w="7226"/>
-            <w:shd w:fill="FFFFFF" w:color="auto" w:val="clear"/>
-            <w:tcMar>
-              <w:top w:type="dxa" w:w="60"/>
-              <w:left w:type="dxa" w:w="100"/>
-              <w:bottom w:type="dxa" w:w="60"/>
-              <w:right w:type="dxa" w:w="100"/>
-            </w:tcMar>
-          </w:tcPr>
-          <w:p>
-            <w:pPr>
-              <w:spacing w:after="0" w:line="264"/>
-              <w:jc w:val="left"/>
-            </w:pPr>
-            <w:r>
-              <w:rPr>
-                <w:rFonts w:ascii="맑은 고딕" w:cs="맑은 고딕" w:eastAsia="맑은 고딕" w:hAnsi="맑은 고딕"/>
-                <w:b w:val="false"/>
-                <w:bCs w:val="false"/>
-                <w:color w:val="1F2933"/>
-                <w:sz w:val="18"/>
-                <w:szCs w:val="18"/>
-              </w:rPr>
-              <w:t xml:space="preserve">총량 분배 오류 방지를 위해 지시 표시 확인 후 투입</w:t>
             </w:r>
           </w:p>
         </w:tc>
@@ -7597,7 +7537,7 @@
           <w:sz w:val="20"/>
           <w:szCs w:val="20"/>
         </w:rPr>
-        <w:t xml:space="preserve">[개장 전] 설비 점검(소터·DAS·PTL·DWS·오토라벨러·PDA), 안전 점검, 전일 미처리 건 확인.</w:t>
+        <w:t>[개장 전] 설비 점검(소터·PTL·DWS·오토라벨러·PDA), 안전 점검, 전일 미처리 건 확인.</w:t>
       </w:r>
     </w:p>
     <w:p>
@@ -8018,7 +7958,7 @@
                 <w:sz w:val="18"/>
                 <w:szCs w:val="18"/>
               </w:rPr>
-              <w:t xml:space="preserve">DAS/PTL</w:t>
+              <w:t>PTL</w:t>
             </w:r>
           </w:p>
         </w:tc>
